--- a/docs/IDENTIFIANTS_UTILISATEURS_TESTS_EDOCTOR.docx
+++ b/docs/IDENTIFIANTS_UTILISATEURS_TESTS_EDOCTOR.docx
@@ -58,7 +58,7 @@
                 <w:b/>
                 <w:color w:val="132A45"/>
               </w:rPr>
-              <w:t xml:space="preserve">📌 MOT DE PASSE COMMUN POUR TOUS LES COMPTES DE TEST :  </w:t>
+              <w:t xml:space="preserve">📌 MOT DE PASSE COMMUN POUR LES COMPTES DE RECETTE :  </w:t>
             </w:r>
             <w:r>
               <w:rPr>
@@ -68,6 +68,31 @@
                 <w:sz w:val="24"/>
               </w:rPr>
               <w:t>Password123!</w:t>
+            </w:r>
+          </w:p>
+          <w:p>
+            <w:pPr>
+              <w:spacing w:before="80" w:after="40"/>
+            </w:pPr>
+            <w:r>
+              <w:rPr>
+                <w:b/>
+                <w:color w:val="132A45"/>
+                <w:sz w:val="19"/>
+              </w:rPr>
+              <w:t>🔐 SÉCURITÉ RENFORCÉE &amp; DOUBLE AUTHENTIFICATION (2FA OTP) :</w:t>
+              <w:br/>
+            </w:r>
+            <w:r>
+              <w:rPr>
+                <w:color w:val="1E293B"/>
+                <w:sz w:val="17"/>
+              </w:rPr>
+              <w:t>• Double Authentification (2FA) : À la connexion, un code OTP à 6 chiffres est instantanément expédié à l'adresse email du compte via la passerelle transactionnelle Brevo (contacts@ewaregroup.org). En mode développement local (APP_DEBUG=true), ce code est également retourné dans la réponse JSON pour accélérer les tests.</w:t>
+              <w:br/>
+              <w:t>• Protection anti-brute force : Après 10 échecs de mot de passe consécutifs, le compte est automatiquement verrouillé pendant 30 minutes et un email d'alerte de sécurité est transmis.</w:t>
+              <w:br/>
+              <w:t>• Complexité requise : 8 caractères minimum comprenant obligatoirement majuscule, minuscule, chiffre et caractère spécial (ex: Password123! ou Ed0ctor2026!#UltraSecure).</w:t>
             </w:r>
           </w:p>
         </w:tc>
@@ -104,7 +129,7 @@
           <w:color w:val="529927"/>
           <w:sz w:val="19"/>
         </w:rPr>
-        <w:t>Application : edoctor_praticient • Interface : Téléconsultation, Dossier Patient, Ordonnances</w:t>
+        <w:t>Application : edoctor_praticient • Interface : Téléconsultation vidéo, Dossier Patient, Prescriptions Ordonnances &amp; Analyses Labo</w:t>
       </w:r>
     </w:p>
     <w:tbl>
@@ -536,7 +561,7 @@
           <w:color w:val="529927"/>
           <w:sz w:val="19"/>
         </w:rPr>
-        <w:t>Application : edoctor_pharmacy • Interface : Commandes, Dispensation, Import/Export Stocks CSV</w:t>
+        <w:t>Application : edoctor_pharmacy • Interface : Commandes en ligne, Scan QR Code Ordonnance, Dispensation, Import/Export Stocks Excel &amp; CSV</w:t>
       </w:r>
     </w:p>
     <w:tbl>
@@ -1362,7 +1387,7 @@
           <w:color w:val="529927"/>
           <w:sz w:val="19"/>
         </w:rPr>
-        <w:t>Application : edoctor_mobile • Interface : Consulter un médecin, Ordonnances PDF, Commandes, Soins</w:t>
+        <w:t>Application : edoctor_mobile • Interface : Téléconsultation avec praticiens disponibles, Ordonnances certifiées PDF, Bons d'analyses Labo, Commandes Officines, Soins à Domicile</w:t>
       </w:r>
     </w:p>
     <w:tbl>
@@ -1922,7 +1947,7 @@
           <w:color w:val="529927"/>
           <w:sz w:val="19"/>
         </w:rPr>
-        <w:t>Application : edoctor_praticient • Interface : Tournées soignantes, Prélèvements, Pansements</w:t>
+        <w:t>Application : edoctor_praticient • Interface : Tournées soignantes, Prélèvements, Pansements, Validations à domicile</w:t>
       </w:r>
     </w:p>
     <w:tbl>
@@ -2340,7 +2365,7 @@
           <w:color w:val="132A45"/>
           <w:sz w:val="26"/>
         </w:rPr>
-        <w:t>🏛️ 5. ADMINISTRATION HOSPITALIÈRE &amp; SUPER-ADMIN</w:t>
+        <w:t>🏛️ 5. ADMINISTRATION HOSPITALIÈRE (CHU &amp; Cliniques)</w:t>
       </w:r>
     </w:p>
     <w:p>
@@ -2354,7 +2379,7 @@
           <w:color w:val="529927"/>
           <w:sz w:val="19"/>
         </w:rPr>
-        <w:t>Application : edoctor_praticient (Menu Hôpital) &amp; Back-Office Central</w:t>
+        <w:t>Application : edoctor_praticient (Menu Hôpital) • Interface : Gestion des équipes soignantes, Suivi des consultations, Coordination des soins</w:t>
       </w:r>
     </w:p>
     <w:tbl>
@@ -2626,6 +2651,310 @@
           </w:p>
         </w:tc>
       </w:tr>
+    </w:tbl>
+    <w:p>
+      <w:pPr>
+        <w:spacing w:after="80"/>
+      </w:pPr>
+    </w:p>
+    <w:p>
+      <w:pPr>
+        <w:keepNext/>
+        <w:spacing w:before="280" w:after="40"/>
+      </w:pPr>
+      <w:r>
+        <w:rPr>
+          <w:rFonts w:ascii="Arial" w:hAnsi="Arial"/>
+          <w:b/>
+          <w:color w:val="132A45"/>
+          <w:sz w:val="26"/>
+        </w:rPr>
+        <w:t>👑 6. SUPER-ADMINISTRATION &amp; GOUVERNANCE CENTRALE (Portail Dédié)</w:t>
+      </w:r>
+    </w:p>
+    <w:p>
+      <w:pPr>
+        <w:keepNext/>
+        <w:spacing w:after="120"/>
+      </w:pPr>
+      <w:r>
+        <w:rPr>
+          <w:i/>
+          <w:color w:val="529927"/>
+          <w:sz w:val="19"/>
+        </w:rPr>
+        <w:t>Application : edoctor_admin • Accès Web : https://admin-edoctor.ewaregroup.org (Docker Nginx SPA) • Interface : Agrément Hôpitaux &amp; Pharmacies, Audit des Transactions, Litiges &amp; Modération</w:t>
+      </w:r>
+    </w:p>
+    <w:tbl>
+      <w:tblPr>
+        <w:tblW w:type="auto" w:w="0"/>
+        <w:jc w:val="center"/>
+        <w:tblLayout w:type="autofit"/>
+        <w:tblLook w:firstColumn="1" w:firstRow="1" w:lastColumn="0" w:lastRow="0" w:noHBand="0" w:noVBand="1" w:val="04A0"/>
+      </w:tblPr>
+      <w:tblGrid>
+        <w:gridCol w:w="1987"/>
+        <w:gridCol w:w="1987"/>
+        <w:gridCol w:w="1987"/>
+        <w:gridCol w:w="1987"/>
+        <w:gridCol w:w="1987"/>
+      </w:tblGrid>
+      <w:tr>
+        <w:tc>
+          <w:tcPr>
+            <w:tcW w:type="dxa" w:w="1987"/>
+            <w:shd w:fill="132A45"/>
+            <w:tcMar>
+              <w:top w:w="100" w:type="dxa"/>
+              <w:bottom w:w="100" w:type="dxa"/>
+              <w:left w:w="120" w:type="dxa"/>
+              <w:right w:w="120" w:type="dxa"/>
+            </w:tcMar>
+          </w:tcPr>
+          <w:p>
+            <w:pPr>
+              <w:spacing w:before="80" w:after="80"/>
+            </w:pPr>
+            <w:r>
+              <w:rPr>
+                <w:b/>
+                <w:color w:val="FFFFFF"/>
+                <w:sz w:val="19"/>
+              </w:rPr>
+              <w:t>Administrateur Système</w:t>
+            </w:r>
+          </w:p>
+        </w:tc>
+        <w:tc>
+          <w:tcPr>
+            <w:tcW w:type="dxa" w:w="1987"/>
+            <w:shd w:fill="132A45"/>
+            <w:tcMar>
+              <w:top w:w="100" w:type="dxa"/>
+              <w:bottom w:w="100" w:type="dxa"/>
+              <w:left w:w="120" w:type="dxa"/>
+              <w:right w:w="120" w:type="dxa"/>
+            </w:tcMar>
+          </w:tcPr>
+          <w:p>
+            <w:pPr>
+              <w:spacing w:before="80" w:after="80"/>
+            </w:pPr>
+            <w:r>
+              <w:rPr>
+                <w:b/>
+                <w:color w:val="FFFFFF"/>
+                <w:sz w:val="19"/>
+              </w:rPr>
+              <w:t>Rôle &amp; Privilèges</w:t>
+            </w:r>
+          </w:p>
+        </w:tc>
+        <w:tc>
+          <w:tcPr>
+            <w:tcW w:type="dxa" w:w="1987"/>
+            <w:shd w:fill="132A45"/>
+            <w:tcMar>
+              <w:top w:w="100" w:type="dxa"/>
+              <w:bottom w:w="100" w:type="dxa"/>
+              <w:left w:w="120" w:type="dxa"/>
+              <w:right w:w="120" w:type="dxa"/>
+            </w:tcMar>
+          </w:tcPr>
+          <w:p>
+            <w:pPr>
+              <w:spacing w:before="80" w:after="80"/>
+            </w:pPr>
+            <w:r>
+              <w:rPr>
+                <w:b/>
+                <w:color w:val="FFFFFF"/>
+                <w:sz w:val="19"/>
+              </w:rPr>
+              <w:t>Email de Connexion</w:t>
+            </w:r>
+          </w:p>
+        </w:tc>
+        <w:tc>
+          <w:tcPr>
+            <w:tcW w:type="dxa" w:w="1987"/>
+            <w:shd w:fill="132A45"/>
+            <w:tcMar>
+              <w:top w:w="100" w:type="dxa"/>
+              <w:bottom w:w="100" w:type="dxa"/>
+              <w:left w:w="120" w:type="dxa"/>
+              <w:right w:w="120" w:type="dxa"/>
+            </w:tcMar>
+          </w:tcPr>
+          <w:p>
+            <w:pPr>
+              <w:spacing w:before="80" w:after="80"/>
+            </w:pPr>
+            <w:r>
+              <w:rPr>
+                <w:b/>
+                <w:color w:val="FFFFFF"/>
+                <w:sz w:val="19"/>
+              </w:rPr>
+              <w:t>Mot de Passe</w:t>
+            </w:r>
+          </w:p>
+        </w:tc>
+        <w:tc>
+          <w:tcPr>
+            <w:tcW w:type="dxa" w:w="1987"/>
+            <w:shd w:fill="132A45"/>
+            <w:tcMar>
+              <w:top w:w="100" w:type="dxa"/>
+              <w:bottom w:w="100" w:type="dxa"/>
+              <w:left w:w="120" w:type="dxa"/>
+              <w:right w:w="120" w:type="dxa"/>
+            </w:tcMar>
+          </w:tcPr>
+          <w:p>
+            <w:pPr>
+              <w:spacing w:before="80" w:after="80"/>
+            </w:pPr>
+            <w:r>
+              <w:rPr>
+                <w:b/>
+                <w:color w:val="FFFFFF"/>
+                <w:sz w:val="19"/>
+              </w:rPr>
+              <w:t>Téléphone</w:t>
+            </w:r>
+          </w:p>
+        </w:tc>
+      </w:tr>
+      <w:tr>
+        <w:tc>
+          <w:tcPr>
+            <w:tcW w:type="dxa" w:w="1987"/>
+            <w:shd w:fill="F8FAFC"/>
+            <w:tcMar>
+              <w:top w:w="80" w:type="dxa"/>
+              <w:bottom w:w="80" w:type="dxa"/>
+              <w:left w:w="120" w:type="dxa"/>
+              <w:right w:w="120" w:type="dxa"/>
+            </w:tcMar>
+          </w:tcPr>
+          <w:p>
+            <w:pPr>
+              <w:spacing w:before="60" w:after="60" w:line="276" w:lineRule="auto"/>
+            </w:pPr>
+            <w:r>
+              <w:rPr>
+                <w:color w:val="1E293B"/>
+                <w:sz w:val="18"/>
+              </w:rPr>
+              <w:t>Dr. Kouamé / Équipe eDoctor</w:t>
+            </w:r>
+          </w:p>
+        </w:tc>
+        <w:tc>
+          <w:tcPr>
+            <w:tcW w:type="dxa" w:w="1987"/>
+            <w:shd w:fill="F8FAFC"/>
+            <w:tcMar>
+              <w:top w:w="80" w:type="dxa"/>
+              <w:bottom w:w="80" w:type="dxa"/>
+              <w:left w:w="120" w:type="dxa"/>
+              <w:right w:w="120" w:type="dxa"/>
+            </w:tcMar>
+          </w:tcPr>
+          <w:p>
+            <w:pPr>
+              <w:spacing w:before="60" w:after="60" w:line="276" w:lineRule="auto"/>
+            </w:pPr>
+            <w:r>
+              <w:rPr>
+                <w:color w:val="1E293B"/>
+                <w:sz w:val="18"/>
+              </w:rPr>
+              <w:t>Super-Administrateur National</w:t>
+              <w:br/>
+              <w:t>Gouvernance Centrale &amp; Agréments</w:t>
+            </w:r>
+          </w:p>
+        </w:tc>
+        <w:tc>
+          <w:tcPr>
+            <w:tcW w:type="dxa" w:w="1987"/>
+            <w:shd w:fill="F8FAFC"/>
+            <w:tcMar>
+              <w:top w:w="80" w:type="dxa"/>
+              <w:bottom w:w="80" w:type="dxa"/>
+              <w:left w:w="120" w:type="dxa"/>
+              <w:right w:w="120" w:type="dxa"/>
+            </w:tcMar>
+          </w:tcPr>
+          <w:p>
+            <w:pPr>
+              <w:spacing w:before="60" w:after="60" w:line="276" w:lineRule="auto"/>
+            </w:pPr>
+            <w:r>
+              <w:rPr>
+                <w:rFonts w:ascii="Consolas" w:hAnsi="Consolas"/>
+                <w:b w:val="0"/>
+                <w:color w:val="1E293B"/>
+                <w:sz w:val="18"/>
+              </w:rPr>
+              <w:t>hounkanliemeraude@gmail.com</w:t>
+            </w:r>
+          </w:p>
+        </w:tc>
+        <w:tc>
+          <w:tcPr>
+            <w:tcW w:type="dxa" w:w="1987"/>
+            <w:shd w:fill="F8FAFC"/>
+            <w:tcMar>
+              <w:top w:w="80" w:type="dxa"/>
+              <w:bottom w:w="80" w:type="dxa"/>
+              <w:left w:w="120" w:type="dxa"/>
+              <w:right w:w="120" w:type="dxa"/>
+            </w:tcMar>
+          </w:tcPr>
+          <w:p>
+            <w:pPr>
+              <w:spacing w:before="60" w:after="60" w:line="276" w:lineRule="auto"/>
+            </w:pPr>
+            <w:r>
+              <w:rPr>
+                <w:rFonts w:ascii="Consolas" w:hAnsi="Consolas"/>
+                <w:b/>
+                <w:color w:val="529927"/>
+                <w:sz w:val="18"/>
+              </w:rPr>
+              <w:t>Password123!</w:t>
+            </w:r>
+          </w:p>
+        </w:tc>
+        <w:tc>
+          <w:tcPr>
+            <w:tcW w:type="dxa" w:w="1987"/>
+            <w:shd w:fill="F8FAFC"/>
+            <w:tcMar>
+              <w:top w:w="80" w:type="dxa"/>
+              <w:bottom w:w="80" w:type="dxa"/>
+              <w:left w:w="120" w:type="dxa"/>
+              <w:right w:w="120" w:type="dxa"/>
+            </w:tcMar>
+          </w:tcPr>
+          <w:p>
+            <w:pPr>
+              <w:spacing w:before="60" w:after="60" w:line="276" w:lineRule="auto"/>
+            </w:pPr>
+            <w:r>
+              <w:rPr>
+                <w:color w:val="1E293B"/>
+                <w:sz w:val="18"/>
+              </w:rPr>
+              <w:t>+228 90 00 00 01</w:t>
+            </w:r>
+          </w:p>
+        </w:tc>
+      </w:tr>
       <w:tr>
         <w:tc>
           <w:tcPr>
@@ -2647,7 +2976,7 @@
                 <w:color w:val="1E293B"/>
                 <w:sz w:val="18"/>
               </w:rPr>
-              <w:t>Dr. Kouamé (Admin)</w:t>
+              <w:t>Admin Technique eDoctor</w:t>
             </w:r>
           </w:p>
         </w:tc>
@@ -2671,9 +3000,9 @@
                 <w:color w:val="1E293B"/>
                 <w:sz w:val="18"/>
               </w:rPr>
-              <w:t>Super-Administrateur</w:t>
+              <w:t>Super-Administrateur Système</w:t>
               <w:br/>
-              <w:t>Plateforme eDoctor</w:t>
+              <w:t>Audits, Sécurité &amp; Dokploy</w:t>
             </w:r>
           </w:p>
         </w:tc>
@@ -2699,7 +3028,7 @@
                 <w:color w:val="1E293B"/>
                 <w:sz w:val="18"/>
               </w:rPr>
-              <w:t>hounkanliemeraude@gmail.com</w:t>
+              <w:t>admin@edoctor.test</w:t>
             </w:r>
           </w:p>
         </w:tc>
@@ -2749,7 +3078,7 @@
                 <w:color w:val="1E293B"/>
                 <w:sz w:val="18"/>
               </w:rPr>
-              <w:t>+228 90 00 00 01</w:t>
+              <w:t>+228 91 00 00 00</w:t>
             </w:r>
           </w:p>
         </w:tc>
